--- a/Lý thuyết/Introduction to Python.docx
+++ b/Lý thuyết/Introduction to Python.docx
@@ -1308,7 +1308,13 @@
               <w:rPr>
                 <w:color w:val="00B050"/>
               </w:rPr>
-              <w:t>5 &lt; 6 and 10 % 2 == 0</w:t>
+              <w:t xml:space="preserve">5 &lt; 6 and </w:t>
+            </w:r>
+            <w:r>
+              <w:rPr>
+                <w:color w:val="00B050"/>
+              </w:rPr>
+              <w:t>10 % 2 == 0</w:t>
             </w:r>
           </w:p>
           <w:p>

--- a/Lý thuyết/Introduction to Python.docx
+++ b/Lý thuyết/Introduction to Python.docx
@@ -715,7 +715,14 @@
         </w:tc>
       </w:tr>
     </w:tbl>
-    <w:p/>
+    <w:p>
+      <w:r>
+        <w:tab/>
+      </w:r>
+      <w:r>
+        <w:tab/>
+      </w:r>
+    </w:p>
     <w:p>
       <w:pPr>
         <w:pStyle w:val="ListParagraph"/>
@@ -1414,6 +1421,7 @@
               <w:ind w:left="0"/>
             </w:pPr>
             <w:r>
+              <w:lastRenderedPageBreak/>
               <w:t>or</w:t>
             </w:r>
           </w:p>
@@ -1505,19 +1513,7 @@
               </w:rPr>
             </w:pPr>
             <w:r>
-              <w:t xml:space="preserve">5 &lt; 6 </w:t>
-            </w:r>
-            <w:r>
-              <w:t>or</w:t>
-            </w:r>
-            <w:r>
-              <w:t xml:space="preserve"> 10 % 2 == 0 </w:t>
-            </w:r>
-            <w:r>
-              <w:t>or</w:t>
-            </w:r>
-            <w:r>
-              <w:t xml:space="preserve"> 6 &lt; 0</w:t>
+              <w:t>5 &lt; 6 or 10 % 2 == 0 or 6 &lt; 0</w:t>
             </w:r>
           </w:p>
         </w:tc>
@@ -1883,13 +1879,7 @@
           </w:tcPr>
           <w:p>
             <w:r>
-              <w:t xml:space="preserve">Lấy giá trị của biến </w:t>
-            </w:r>
-            <w:r>
-              <w:t xml:space="preserve">- </w:t>
-            </w:r>
-            <w:r>
-              <w:t>1 giá trị khác, sau đó lấy kết quả gán vào biến</w:t>
+              <w:t>Lấy giá trị của biến - 1 giá trị khác, sau đó lấy kết quả gán vào biến</w:t>
             </w:r>
           </w:p>
         </w:tc>
@@ -1932,13 +1922,7 @@
           </w:tcPr>
           <w:p>
             <w:r>
-              <w:t xml:space="preserve">Lấy giá trị của biến </w:t>
-            </w:r>
-            <w:r>
-              <w:t>*</w:t>
-            </w:r>
-            <w:r>
-              <w:t xml:space="preserve"> 1 giá trị khác, sau đó lấy kết quả gán vào biến</w:t>
+              <w:t>Lấy giá trị của biến * 1 giá trị khác, sau đó lấy kết quả gán vào biến</w:t>
             </w:r>
           </w:p>
         </w:tc>
@@ -1980,13 +1964,7 @@
           </w:tcPr>
           <w:p>
             <w:r>
-              <w:t xml:space="preserve">Lấy giá trị của biến </w:t>
-            </w:r>
-            <w:r>
-              <w:t>/</w:t>
-            </w:r>
-            <w:r>
-              <w:t xml:space="preserve"> 1 giá trị khác, sau đó lấy kết quả gán vào biến</w:t>
+              <w:t>Lấy giá trị của biến / 1 giá trị khác, sau đó lấy kết quả gán vào biến</w:t>
             </w:r>
           </w:p>
         </w:tc>
@@ -2028,13 +2006,7 @@
           </w:tcPr>
           <w:p>
             <w:r>
-              <w:t xml:space="preserve">Lấy giá trị của biến </w:t>
-            </w:r>
-            <w:r>
-              <w:t>chia lấy dư</w:t>
-            </w:r>
-            <w:r>
-              <w:t xml:space="preserve"> 1 giá trị khác, sau đó lấy kết quả gán vào biến</w:t>
+              <w:t>Lấy giá trị của biến chia lấy dư 1 giá trị khác, sau đó lấy kết quả gán vào biến</w:t>
             </w:r>
           </w:p>
         </w:tc>
@@ -2076,13 +2048,7 @@
           </w:tcPr>
           <w:p>
             <w:r>
-              <w:t xml:space="preserve">Lấy giá trị của biến </w:t>
-            </w:r>
-            <w:r>
-              <w:t>chia lấy nguyên</w:t>
-            </w:r>
-            <w:r>
-              <w:t xml:space="preserve"> 1 giá trị khác, sau đó lấy kết quả gán vào biến</w:t>
+              <w:t>Lấy giá trị của biến chia lấy nguyên 1 giá trị khác, sau đó lấy kết quả gán vào biến</w:t>
             </w:r>
           </w:p>
         </w:tc>
@@ -2124,13 +2090,7 @@
           </w:tcPr>
           <w:p>
             <w:r>
-              <w:t xml:space="preserve">Lấy giá trị của biến </w:t>
-            </w:r>
-            <w:r>
-              <w:t>lũy thừa</w:t>
-            </w:r>
-            <w:r>
-              <w:t xml:space="preserve"> 1 giá trị khác, sau đó lấy kết quả gán vào biến</w:t>
+              <w:t>Lấy giá trị của biến lũy thừa 1 giá trị khác, sau đó lấy kết quả gán vào biến</w:t>
             </w:r>
           </w:p>
         </w:tc>
@@ -2507,6 +2467,119 @@
     </w:lvl>
   </w:abstractNum>
   <w:abstractNum w:abstractNumId="1" w15:restartNumberingAfterBreak="0">
+    <w:nsid w:val="41911CA1"/>
+    <w:multiLevelType w:val="hybridMultilevel"/>
+    <w:tmpl w:val="1BFCE5E0"/>
+    <w:lvl w:ilvl="0" w:tplc="04090005">
+      <w:start w:val="1"/>
+      <w:numFmt w:val="bullet"/>
+      <w:lvlText w:val=""/>
+      <w:lvlJc w:val="left"/>
+      <w:pPr>
+        <w:ind w:left="2880" w:hanging="360"/>
+      </w:pPr>
+      <w:rPr>
+        <w:rFonts w:ascii="Wingdings" w:hAnsi="Wingdings" w:hint="default"/>
+      </w:rPr>
+    </w:lvl>
+    <w:lvl w:ilvl="1" w:tplc="04090003">
+      <w:start w:val="1"/>
+      <w:numFmt w:val="bullet"/>
+      <w:lvlText w:val="o"/>
+      <w:lvlJc w:val="left"/>
+      <w:pPr>
+        <w:ind w:left="3600" w:hanging="360"/>
+      </w:pPr>
+      <w:rPr>
+        <w:rFonts w:ascii="Courier New" w:hAnsi="Courier New" w:cs="Courier New" w:hint="default"/>
+      </w:rPr>
+    </w:lvl>
+    <w:lvl w:ilvl="2" w:tplc="04090005">
+      <w:start w:val="1"/>
+      <w:numFmt w:val="bullet"/>
+      <w:lvlText w:val=""/>
+      <w:lvlJc w:val="left"/>
+      <w:pPr>
+        <w:ind w:left="4320" w:hanging="360"/>
+      </w:pPr>
+      <w:rPr>
+        <w:rFonts w:ascii="Wingdings" w:hAnsi="Wingdings" w:hint="default"/>
+      </w:rPr>
+    </w:lvl>
+    <w:lvl w:ilvl="3" w:tplc="04090001" w:tentative="1">
+      <w:start w:val="1"/>
+      <w:numFmt w:val="bullet"/>
+      <w:lvlText w:val=""/>
+      <w:lvlJc w:val="left"/>
+      <w:pPr>
+        <w:ind w:left="5040" w:hanging="360"/>
+      </w:pPr>
+      <w:rPr>
+        <w:rFonts w:ascii="Symbol" w:hAnsi="Symbol" w:hint="default"/>
+      </w:rPr>
+    </w:lvl>
+    <w:lvl w:ilvl="4" w:tplc="04090003" w:tentative="1">
+      <w:start w:val="1"/>
+      <w:numFmt w:val="bullet"/>
+      <w:lvlText w:val="o"/>
+      <w:lvlJc w:val="left"/>
+      <w:pPr>
+        <w:ind w:left="5760" w:hanging="360"/>
+      </w:pPr>
+      <w:rPr>
+        <w:rFonts w:ascii="Courier New" w:hAnsi="Courier New" w:cs="Courier New" w:hint="default"/>
+      </w:rPr>
+    </w:lvl>
+    <w:lvl w:ilvl="5" w:tplc="04090005" w:tentative="1">
+      <w:start w:val="1"/>
+      <w:numFmt w:val="bullet"/>
+      <w:lvlText w:val=""/>
+      <w:lvlJc w:val="left"/>
+      <w:pPr>
+        <w:ind w:left="6480" w:hanging="360"/>
+      </w:pPr>
+      <w:rPr>
+        <w:rFonts w:ascii="Wingdings" w:hAnsi="Wingdings" w:hint="default"/>
+      </w:rPr>
+    </w:lvl>
+    <w:lvl w:ilvl="6" w:tplc="04090001" w:tentative="1">
+      <w:start w:val="1"/>
+      <w:numFmt w:val="bullet"/>
+      <w:lvlText w:val=""/>
+      <w:lvlJc w:val="left"/>
+      <w:pPr>
+        <w:ind w:left="7200" w:hanging="360"/>
+      </w:pPr>
+      <w:rPr>
+        <w:rFonts w:ascii="Symbol" w:hAnsi="Symbol" w:hint="default"/>
+      </w:rPr>
+    </w:lvl>
+    <w:lvl w:ilvl="7" w:tplc="04090003" w:tentative="1">
+      <w:start w:val="1"/>
+      <w:numFmt w:val="bullet"/>
+      <w:lvlText w:val="o"/>
+      <w:lvlJc w:val="left"/>
+      <w:pPr>
+        <w:ind w:left="7920" w:hanging="360"/>
+      </w:pPr>
+      <w:rPr>
+        <w:rFonts w:ascii="Courier New" w:hAnsi="Courier New" w:cs="Courier New" w:hint="default"/>
+      </w:rPr>
+    </w:lvl>
+    <w:lvl w:ilvl="8" w:tplc="04090005" w:tentative="1">
+      <w:start w:val="1"/>
+      <w:numFmt w:val="bullet"/>
+      <w:lvlText w:val=""/>
+      <w:lvlJc w:val="left"/>
+      <w:pPr>
+        <w:ind w:left="8640" w:hanging="360"/>
+      </w:pPr>
+      <w:rPr>
+        <w:rFonts w:ascii="Wingdings" w:hAnsi="Wingdings" w:hint="default"/>
+      </w:rPr>
+    </w:lvl>
+  </w:abstractNum>
+  <w:abstractNum w:abstractNumId="2" w15:restartNumberingAfterBreak="0">
     <w:nsid w:val="7CBF75A4"/>
     <w:multiLevelType w:val="hybridMultilevel"/>
     <w:tmpl w:val="F110AB34"/>
@@ -2620,10 +2693,13 @@
     </w:lvl>
   </w:abstractNum>
   <w:num w:numId="1" w16cid:durableId="1086920422">
-    <w:abstractNumId w:val="1"/>
+    <w:abstractNumId w:val="2"/>
   </w:num>
   <w:num w:numId="2" w16cid:durableId="259220614">
     <w:abstractNumId w:val="0"/>
+  </w:num>
+  <w:num w:numId="3" w16cid:durableId="1415129542">
+    <w:abstractNumId w:val="1"/>
   </w:num>
 </w:numbering>
 </file>
